--- a/word_reports/LP_0170_위치_144_Herb Alpert_Rise.docx
+++ b/word_reports/LP_0170_위치_144_Herb Alpert_Rise.docx
@@ -4,7 +4,7 @@
   <w:body>
     <w:p>
       <w:pPr>
-        <w:spacing w:after="280"/>
+        <w:spacing w:after="80"/>
       </w:pPr>
       <w:r>
         <w:rPr w:rFonts="맑은 고딕">
@@ -13,94 +13,47 @@
           <w:color w:val="1E3A8A"/>
           <w:sz w:val="30"/>
         </w:rPr>
-        <w:t>[144] Herb Alpert - Rise</w:t>
+        <w:t>Herb Alpert (허브 알퍼트) - Rise</w:t>
       </w:r>
     </w:p>
     <w:p>
       <w:pPr>
-        <w:spacing w:after="320"/>
+        <w:spacing w:after="240"/>
       </w:pPr>
       <w:r>
         <w:rPr w:rFonts="맑은 고딕">
           <w:rFonts w:ascii="맑은 고딕" w:hAnsi="맑은 고딕" w:eastAsia="맑은 고딕"/>
           <w:b/>
-          <w:sz w:val="20"/>
+          <w:color w:val="4B5563"/>
+          <w:sz w:val="22"/>
         </w:rPr>
-        <w:t>■ 위치 : 144</w:t>
-        <w:br/>
-      </w:r>
-      <w:r>
-        <w:rPr w:rFonts="맑은 고딕">
-          <w:rFonts w:ascii="맑은 고딕" w:hAnsi="맑은 고딕" w:eastAsia="맑은 고딕"/>
-          <w:b/>
-          <w:sz w:val="20"/>
-        </w:rPr>
-        <w:t>■ 아티스트 : Herb Alpert</w:t>
-        <w:br/>
-      </w:r>
-      <w:r>
-        <w:rPr w:rFonts="맑은 고딕">
-          <w:rFonts w:ascii="맑은 고딕" w:hAnsi="맑은 고딕" w:eastAsia="맑은 고딕"/>
-          <w:b/>
-          <w:sz w:val="20"/>
-        </w:rPr>
-        <w:t>■ 앨범명 : Rise</w:t>
-        <w:br/>
-      </w:r>
-      <w:r>
-        <w:rPr w:rFonts="맑은 고딕">
-          <w:rFonts w:ascii="맑은 고딕" w:hAnsi="맑은 고딕" w:eastAsia="맑은 고딕"/>
-          <w:b w:val="0"/>
-          <w:sz w:val="20"/>
-        </w:rPr>
-        <w:t>■ 음반 레이블 : A&amp;M Records</w:t>
-        <w:br/>
-      </w:r>
-      <w:r>
-        <w:rPr w:rFonts="맑은 고딕">
-          <w:rFonts w:ascii="맑은 고딕" w:hAnsi="맑은 고딕" w:eastAsia="맑은 고딕"/>
-          <w:b w:val="0"/>
-          <w:sz w:val="20"/>
-        </w:rPr>
-        <w:t>■ 발매년도 : 1979</w:t>
-        <w:br/>
-      </w:r>
-      <w:r>
-        <w:rPr w:rFonts="맑은 고딕">
-          <w:rFonts w:ascii="맑은 고딕" w:hAnsi="맑은 고딕" w:eastAsia="맑은 고딕"/>
-          <w:b w:val="0"/>
-          <w:sz w:val="20"/>
-        </w:rPr>
-        <w:t>■ 장르 : 재즈 퓨전 / 디스코 / 어반 재즈 (Jazz Fusion / Disco / Urban Jazz)</w:t>
-        <w:br/>
-      </w:r>
-      <w:r>
-        <w:rPr w:rFonts="맑은 고딕">
-          <w:rFonts w:ascii="맑은 고딕" w:hAnsi="맑은 고딕" w:eastAsia="맑은 고딕"/>
-          <w:b w:val="0"/>
-          <w:sz w:val="20"/>
-        </w:rPr>
-        <w:t>■ 주요 수록곡 : 1. 1980</w:t>
-        <w:br/>
+        <w:t>위치 :  144</w:t>
       </w:r>
     </w:p>
     <w:p>
       <w:pPr>
-        <w:spacing w:after="160"/>
+        <w:spacing w:line="324" w:lineRule="auto" w:before="80" w:after="160"/>
       </w:pPr>
       <w:r>
         <w:rPr w:rFonts="맑은 고딕">
           <w:rFonts w:ascii="맑은 고딕" w:hAnsi="맑은 고딕" w:eastAsia="맑은 고딕"/>
           <w:b/>
           <w:color w:val="1F2937"/>
-          <w:sz w:val="24"/>
+          <w:sz w:val="22"/>
         </w:rPr>
-        <w:t>■ 음반 해설 및 감상 가이드</w:t>
+        <w:t xml:space="preserve">[음반 소개] </w:t>
+      </w:r>
+      <w:r>
+        <w:rPr w:rFonts="맑은 고딕">
+          <w:rFonts w:ascii="맑은 고딕" w:hAnsi="맑은 고딕" w:eastAsia="맑은 고딕"/>
+          <w:b w:val="0"/>
+          <w:sz w:val="21"/>
+        </w:rPr>
       </w:r>
     </w:p>
     <w:p>
       <w:pPr>
-        <w:spacing w:line="312" w:lineRule="auto" w:after="120"/>
+        <w:spacing w:line="324" w:lineRule="auto" w:after="120"/>
       </w:pPr>
       <w:r>
         <w:rPr w:rFonts="맑은 고딕">
@@ -108,51 +61,516 @@
           <w:b w:val="0"/>
           <w:sz w:val="21"/>
         </w:rPr>
-        <w:t>트럼펫의 거장이자 A&amp;M 레이블의 공동 설립자인 허브 알퍼트(Herb Alpert)가 1979년에 발표한 《Rise》는 그의 음악적 재기와 화려한 변신을 알린 금자탑과 같은 명반입니다. 1960년대 '티후아나 브라스(Tijuana Brass)' 시절의 라틴 팝 style에서 벗어나, 당시 대중음악계를 관통하던 디스코와 퓨전 재즈의 세련된 감각을 적극적으로 포용한 이 음반은 솔로 연주자로서 허브 알퍼트가 지닌 불멸의 감각을 세계에 다시 한번 각인시켰습니다.</w:t>
+        <w:t>1970년대 후반의 찬란한 황혼녘, 트럼펫의 미학을 현대 대중음악의 정점으로 끌어올린 거장 허브 알퍼트의 눈부신 재도약이 오롯이 새겨진 명반입니다. 세련된 펑크와 디스코의 리드미컬한 맥박 위에 얹힌 감각적인 브라스 사운드는 우아한 도시의 밤을 유영하며 듣는 이의 메마른 감각을 부드럽게 일깨웁니다. 한 시대를 풍미했던 '티후아나 브라스' 시절의 잔상을 넘어 완벽히 새로운 어번 퓨전 재즈의 지평을 열어젖힌 이 작품은, 아날로그 LP 황금기의 끝자락에서 피어난 낭만주의의 영원한 기념비입니다.</w:t>
       </w:r>
     </w:p>
     <w:p>
       <w:pPr>
-        <w:spacing w:line="312" w:lineRule="auto" w:after="120"/>
+        <w:spacing w:line="324" w:lineRule="auto" w:before="200" w:after="80"/>
       </w:pPr>
+      <w:r>
+        <w:rPr w:rFonts="맑은 고딕">
+          <w:rFonts w:ascii="맑은 고딕" w:hAnsi="맑은 고딕" w:eastAsia="맑은 고딕"/>
+          <w:b/>
+          <w:color w:val="1E3A8A"/>
+          <w:sz w:val="24"/>
+        </w:rPr>
+        <w:t>1. 음반 데이터</w:t>
+      </w:r>
+    </w:p>
+    <w:p>
+      <w:pPr>
+        <w:spacing w:line="324" w:lineRule="auto" w:after="80"/>
+      </w:pPr>
+      <w:r>
+        <w:rPr w:rFonts="맑은 고딕">
+          <w:rFonts w:ascii="맑은 고딕" w:hAnsi="맑은 고딕" w:eastAsia="맑은 고딕"/>
+          <w:b w:val="0"/>
+          <w:color w:val="6B7280"/>
+          <w:sz w:val="21"/>
+        </w:rPr>
+        <w:t xml:space="preserve">· </w:t>
+      </w:r>
+      <w:r>
+        <w:rPr w:rFonts="맑은 고딕">
+          <w:rFonts w:ascii="맑은 고딕" w:hAnsi="맑은 고딕" w:eastAsia="맑은 고딕"/>
+          <w:b/>
+          <w:color w:val="1F2937"/>
+          <w:sz w:val="21"/>
+        </w:rPr>
+        <w:t xml:space="preserve">앨범명: </w:t>
+      </w:r>
       <w:r>
         <w:rPr w:rFonts="맑은 고딕">
           <w:rFonts w:ascii="맑은 고딕" w:hAnsi="맑은 고딕" w:eastAsia="맑은 고딕"/>
           <w:b w:val="0"/>
           <w:sz w:val="21"/>
         </w:rPr>
-        <w:t>앨범과 동명의 타이틀곡 〈Rise〉는 빌보드 핫 100 차트 1위를 차지하는 기염을 토하며, 가사가 없는 기악 연주곡으로서는 대중음악사에 매우 이례적인 대성공을 거두었습니다. 느슨하면서도 거부할 수 없는 고혹적인 디스코 리듬 위에 얹어진 알퍼트의 따스하고 유려한 트럼펫 톤은 청자의 감성을 단숨에 사로잡습니다. 이 곡은 훗날 힙합의 전설 노토리어스 B.I.G.(The Notorious B.I.G.)의 대표곡 〈Hypnotize〉의 메인 리프로 샘플링되며 시대를 초월한 대중적 생명력을 입증하기도 했습니다.</w:t>
+        <w:t>Rise</w:t>
       </w:r>
     </w:p>
     <w:p>
       <w:pPr>
-        <w:spacing w:line="312" w:lineRule="auto" w:after="120"/>
+        <w:spacing w:line="324" w:lineRule="auto" w:after="80"/>
       </w:pPr>
+      <w:r>
+        <w:rPr w:rFonts="맑은 고딕">
+          <w:rFonts w:ascii="맑은 고딕" w:hAnsi="맑은 고딕" w:eastAsia="맑은 고딕"/>
+          <w:b w:val="0"/>
+          <w:color w:val="6B7280"/>
+          <w:sz w:val="21"/>
+        </w:rPr>
+        <w:t xml:space="preserve">· </w:t>
+      </w:r>
+      <w:r>
+        <w:rPr w:rFonts="맑은 고딕">
+          <w:rFonts w:ascii="맑은 고딕" w:hAnsi="맑은 고딕" w:eastAsia="맑은 고딕"/>
+          <w:b/>
+          <w:color w:val="1F2937"/>
+          <w:sz w:val="21"/>
+        </w:rPr>
+        <w:t xml:space="preserve">아티스트: </w:t>
+      </w:r>
       <w:r>
         <w:rPr w:rFonts="맑은 고딕">
           <w:rFonts w:ascii="맑은 고딕" w:hAnsi="맑은 고딕" w:eastAsia="맑은 고딕"/>
           <w:b w:val="0"/>
           <w:sz w:val="21"/>
         </w:rPr>
-        <w:t>음반 전체를 흐르는 트랙들 역시 뛰어난 완성도를 자랑합니다. 역동적인 신디사이저와 웅장한 브라스 섹션이 조화를 이루는 〈1980〉은 당시 올림픽 방송 테마곡으로 사용될 만큼 미래지향적이고 감각적이며, 크루세이더스(The Crusaders)의 명곡을 재해석한 〈Street Life〉와 클래식 아란후에스 협주곡을 현대적으로 변주한 〈Aranjuez (Mon Amour)〉는 음반의 완성도를 한층 높여줍니다. 알퍼트의 섬세한 트럼펫 연주는 정교한 세션진의 연주와 어우러져 도시적인 우아함과 넘치는 에너지를 동시에 선사합니다.</w:t>
+        <w:t>Herb Alpert (허브 알퍼트)</w:t>
       </w:r>
     </w:p>
     <w:p>
       <w:pPr>
-        <w:spacing w:line="312" w:lineRule="auto" w:after="120"/>
+        <w:spacing w:line="324" w:lineRule="auto" w:after="80"/>
       </w:pPr>
+      <w:r>
+        <w:rPr w:rFonts="맑은 고딕">
+          <w:rFonts w:ascii="맑은 고딕" w:hAnsi="맑은 고딕" w:eastAsia="맑은 고딕"/>
+          <w:b w:val="0"/>
+          <w:color w:val="6B7280"/>
+          <w:sz w:val="21"/>
+        </w:rPr>
+        <w:t xml:space="preserve">· </w:t>
+      </w:r>
+      <w:r>
+        <w:rPr w:rFonts="맑은 고딕">
+          <w:rFonts w:ascii="맑은 고딕" w:hAnsi="맑은 고딕" w:eastAsia="맑은 고딕"/>
+          <w:b/>
+          <w:color w:val="1F2937"/>
+          <w:sz w:val="21"/>
+        </w:rPr>
+        <w:t xml:space="preserve">발매 정보: </w:t>
+      </w:r>
       <w:r>
         <w:rPr w:rFonts="맑은 고딕">
           <w:rFonts w:ascii="맑은 고딕" w:hAnsi="맑은 고딕" w:eastAsia="맑은 고딕"/>
           <w:b w:val="0"/>
           <w:sz w:val="21"/>
         </w:rPr>
-        <w:t>LP의 아날로그 그루브로 감상하는 《Rise》는 1970년대 말 세련된 어반 재즈와 포스트 디스코의 정수를 선명하게 전해줍니다. 세월이 흘러도 빛을 잃지 않는 감각적인 비트와 풍성한 오디오필 사운드는 바이닐의 판골을 따라 흐르며 청자에게 고품격의 음악적 휴식을 선사합니다. 제2의 전성기를 맞이한 허브 알퍼트의 깊은 음악적 내공을 음미할 수 있는 뛰어난 음반입니다.</w:t>
+        <w:t>1979년 9월, 그가 직접 설립한 전설적인 음반사 A&amp;M 레코드를 통해 발매된 통산 스물네 번째 솔로 정규 스튜디오 앨범입니다. 1960년대의 폭발적인 대중적 성공 이후 오랜 모색기를 거치며, 당시 태동하던 댄스 팝과 세련된 재즈 그루브를 품격 있게 수용하여 아티스트로서의 완전한 부활을 선언한 역사적 앨범입니다.</w:t>
+      </w:r>
+    </w:p>
+    <w:p>
+      <w:pPr>
+        <w:spacing w:line="324" w:lineRule="auto" w:after="80"/>
+      </w:pPr>
+      <w:r>
+        <w:rPr w:rFonts="맑은 고딕">
+          <w:rFonts w:ascii="맑은 고딕" w:hAnsi="맑은 고딕" w:eastAsia="맑은 고딕"/>
+          <w:b w:val="0"/>
+          <w:color w:val="6B7280"/>
+          <w:sz w:val="21"/>
+        </w:rPr>
+        <w:t xml:space="preserve">· </w:t>
+      </w:r>
+      <w:r>
+        <w:rPr w:rFonts="맑은 고딕">
+          <w:rFonts w:ascii="맑은 고딕" w:hAnsi="맑은 고딕" w:eastAsia="맑은 고딕"/>
+          <w:b/>
+          <w:color w:val="1F2937"/>
+          <w:sz w:val="21"/>
+        </w:rPr>
+        <w:t xml:space="preserve">LP 인기도(판매량): </w:t>
+      </w:r>
+      <w:r>
+        <w:rPr w:rFonts="맑은 고딕">
+          <w:rFonts w:ascii="맑은 고딕" w:hAnsi="맑은 고딕" w:eastAsia="맑은 고딕"/>
+          <w:b w:val="0"/>
+          <w:sz w:val="21"/>
+        </w:rPr>
+        <w:t>타이틀곡 'Rise'가 연주곡으로서는 극히 이례적으로 빌보드 핫 100 차트 1위를 차지하는 기염을 토했으며, 앨범 역시 빌보드 200 차트 6위 및 재즈 앨범 차트 정상을 석권하였습니다. 미국 음반산업협회(RIAA) 플래티넘 인증(100만 장 이상 판매)을 획득하며 전 세계 바이닐 애호가들의 필청 음반으로 자리매김했습니다.</w:t>
+      </w:r>
+    </w:p>
+    <w:p>
+      <w:pPr>
+        <w:spacing w:line="324" w:lineRule="auto" w:after="80"/>
+      </w:pPr>
+      <w:r>
+        <w:rPr w:rFonts="맑은 고딕">
+          <w:rFonts w:ascii="맑은 고딕" w:hAnsi="맑은 고딕" w:eastAsia="맑은 고딕"/>
+          <w:b w:val="0"/>
+          <w:color w:val="6B7280"/>
+          <w:sz w:val="21"/>
+        </w:rPr>
+        <w:t xml:space="preserve">· </w:t>
+      </w:r>
+      <w:r>
+        <w:rPr w:rFonts="맑은 고딕">
+          <w:rFonts w:ascii="맑은 고딕" w:hAnsi="맑은 고딕" w:eastAsia="맑은 고딕"/>
+          <w:b/>
+          <w:color w:val="1F2937"/>
+          <w:sz w:val="21"/>
+        </w:rPr>
+        <w:t xml:space="preserve">각종 수상경력: </w:t>
+      </w:r>
+      <w:r>
+        <w:rPr w:rFonts="맑은 고딕">
+          <w:rFonts w:ascii="맑은 고딕" w:hAnsi="맑은 고딕" w:eastAsia="맑은 고딕"/>
+          <w:b w:val="0"/>
+          <w:sz w:val="21"/>
+        </w:rPr>
+        <w:t>1980년 제22회 그래미 어워드에서 타이틀곡 'Rise'로 '최우수 팝 연주 퍼포먼스(Best Pop Instrumental Performance)' 부문을 수상하며 당대 음악계의 가장 높은 권위와 대중적 지지를 동시에 공인받았습니다.</w:t>
+      </w:r>
+    </w:p>
+    <w:p>
+      <w:pPr>
+        <w:spacing w:line="324" w:lineRule="auto" w:before="200" w:after="80"/>
+      </w:pPr>
+      <w:r>
+        <w:rPr w:rFonts="맑은 고딕">
+          <w:rFonts w:ascii="맑은 고딕" w:hAnsi="맑은 고딕" w:eastAsia="맑은 고딕"/>
+          <w:b/>
+          <w:color w:val="1E3A8A"/>
+          <w:sz w:val="24"/>
+        </w:rPr>
+        <w:t>2. 아티스트 정보</w:t>
+      </w:r>
+    </w:p>
+    <w:p>
+      <w:pPr>
+        <w:spacing w:line="324" w:lineRule="auto" w:after="80"/>
+      </w:pPr>
+      <w:r>
+        <w:rPr w:rFonts="맑은 고딕">
+          <w:rFonts w:ascii="맑은 고딕" w:hAnsi="맑은 고딕" w:eastAsia="맑은 고딕"/>
+          <w:b w:val="0"/>
+          <w:color w:val="6B7280"/>
+          <w:sz w:val="21"/>
+        </w:rPr>
+        <w:t xml:space="preserve">· </w:t>
+      </w:r>
+      <w:r>
+        <w:rPr w:rFonts="맑은 고딕">
+          <w:rFonts w:ascii="맑은 고딕" w:hAnsi="맑은 고딕" w:eastAsia="맑은 고딕"/>
+          <w:b/>
+          <w:color w:val="1F2937"/>
+          <w:sz w:val="21"/>
+        </w:rPr>
+        <w:t xml:space="preserve">국적: </w:t>
+      </w:r>
+      <w:r>
+        <w:rPr w:rFonts="맑은 고딕">
+          <w:rFonts w:ascii="맑은 고딕" w:hAnsi="맑은 고딕" w:eastAsia="맑은 고딕"/>
+          <w:b w:val="0"/>
+          <w:sz w:val="21"/>
+        </w:rPr>
+        <w:t>미국 (United States)</w:t>
+      </w:r>
+    </w:p>
+    <w:p>
+      <w:pPr>
+        <w:spacing w:line="324" w:lineRule="auto" w:after="80"/>
+      </w:pPr>
+      <w:r>
+        <w:rPr w:rFonts="맑은 고딕">
+          <w:rFonts w:ascii="맑은 고딕" w:hAnsi="맑은 고딕" w:eastAsia="맑은 고딕"/>
+          <w:b w:val="0"/>
+          <w:color w:val="6B7280"/>
+          <w:sz w:val="21"/>
+        </w:rPr>
+        <w:t xml:space="preserve">· </w:t>
+      </w:r>
+      <w:r>
+        <w:rPr w:rFonts="맑은 고딕">
+          <w:rFonts w:ascii="맑은 고딕" w:hAnsi="맑은 고딕" w:eastAsia="맑은 고딕"/>
+          <w:b/>
+          <w:color w:val="1F2937"/>
+          <w:sz w:val="21"/>
+        </w:rPr>
+        <w:t xml:space="preserve">생몰년도: </w:t>
+      </w:r>
+      <w:r>
+        <w:rPr w:rFonts="맑은 고딕">
+          <w:rFonts w:ascii="맑은 고딕" w:hAnsi="맑은 고딕" w:eastAsia="맑은 고딕"/>
+          <w:b w:val="0"/>
+          <w:sz w:val="21"/>
+        </w:rPr>
+        <w:t>1935년 3월 31일 ~ 현재</w:t>
+      </w:r>
+    </w:p>
+    <w:p>
+      <w:pPr>
+        <w:spacing w:line="324" w:lineRule="auto" w:after="80"/>
+      </w:pPr>
+      <w:r>
+        <w:rPr w:rFonts="맑은 고딕">
+          <w:rFonts w:ascii="맑은 고딕" w:hAnsi="맑은 고딕" w:eastAsia="맑은 고딕"/>
+          <w:b w:val="0"/>
+          <w:color w:val="6B7280"/>
+          <w:sz w:val="21"/>
+        </w:rPr>
+        <w:t xml:space="preserve">· </w:t>
+      </w:r>
+      <w:r>
+        <w:rPr w:rFonts="맑은 고딕">
+          <w:rFonts w:ascii="맑은 고딕" w:hAnsi="맑은 고딕" w:eastAsia="맑은 고딕"/>
+          <w:b/>
+          <w:color w:val="1F2937"/>
+          <w:sz w:val="21"/>
+        </w:rPr>
+        <w:t xml:space="preserve">그룹 소속: </w:t>
+      </w:r>
+      <w:r>
+        <w:rPr w:rFonts="맑은 고딕">
+          <w:rFonts w:ascii="맑은 고딕" w:hAnsi="맑은 고딕" w:eastAsia="맑은 고딕"/>
+          <w:b w:val="0"/>
+          <w:sz w:val="21"/>
+        </w:rPr>
+        <w:t>솔로 (허브 알퍼트 앤 더 티후아나 브라스 / Herb Alpert &amp; the Tijuana Brass 리더)</w:t>
+      </w:r>
+    </w:p>
+    <w:p>
+      <w:pPr>
+        <w:spacing w:line="324" w:lineRule="auto" w:after="80"/>
+      </w:pPr>
+      <w:r>
+        <w:rPr w:rFonts="맑은 고딕">
+          <w:rFonts w:ascii="맑은 고딕" w:hAnsi="맑은 고딕" w:eastAsia="맑은 고딕"/>
+          <w:b w:val="0"/>
+          <w:color w:val="6B7280"/>
+          <w:sz w:val="21"/>
+        </w:rPr>
+        <w:t xml:space="preserve">· </w:t>
+      </w:r>
+      <w:r>
+        <w:rPr w:rFonts="맑은 고딕">
+          <w:rFonts w:ascii="맑은 고딕" w:hAnsi="맑은 고딕" w:eastAsia="맑은 고딕"/>
+          <w:b/>
+          <w:color w:val="1F2937"/>
+          <w:sz w:val="21"/>
+        </w:rPr>
+        <w:t xml:space="preserve">아티스트 소개: </w:t>
+      </w:r>
+      <w:r>
+        <w:rPr w:rFonts="맑은 고딕">
+          <w:rFonts w:ascii="맑은 고딕" w:hAnsi="맑은 고딕" w:eastAsia="맑은 고딕"/>
+          <w:b w:val="0"/>
+          <w:sz w:val="21"/>
+        </w:rPr>
+        <w:t>특유의 청아하면서도 따스한 트럼펫 음색으로 라틴, 팝, 재즈의 경계를 허물며 반세기 넘게 사랑받아 온 미국 대중음악사의 독보적인 거장입니다. 연주자로서의 탁월한 감각뿐만 아니라 A&amp;M 레코드를 창립하여 수많은 전설적 아티스트들을 배출해 낸 탁월한 제작자로서 20세기 팝 음악 산업을 이끈 위대한 음악계의 거목입니다.</w:t>
+      </w:r>
+    </w:p>
+    <w:p>
+      <w:pPr>
+        <w:spacing w:line="324" w:lineRule="auto" w:before="200" w:after="80"/>
+      </w:pPr>
+      <w:r>
+        <w:rPr w:rFonts="맑은 고딕">
+          <w:rFonts w:ascii="맑은 고딕" w:hAnsi="맑은 고딕" w:eastAsia="맑은 고딕"/>
+          <w:b/>
+          <w:color w:val="1E3A8A"/>
+          <w:sz w:val="24"/>
+        </w:rPr>
+        <w:t>3. 음반 상세 분석</w:t>
+      </w:r>
+    </w:p>
+    <w:p>
+      <w:pPr>
+        <w:spacing w:line="324" w:lineRule="auto" w:after="80"/>
+      </w:pPr>
+      <w:r>
+        <w:rPr w:rFonts="맑은 고딕">
+          <w:rFonts w:ascii="맑은 고딕" w:hAnsi="맑은 고딕" w:eastAsia="맑은 고딕"/>
+          <w:b w:val="0"/>
+          <w:color w:val="6B7280"/>
+          <w:sz w:val="21"/>
+        </w:rPr>
+        <w:t xml:space="preserve">· </w:t>
+      </w:r>
+      <w:r>
+        <w:rPr w:rFonts="맑은 고딕">
+          <w:rFonts w:ascii="맑은 고딕" w:hAnsi="맑은 고딕" w:eastAsia="맑은 고딕"/>
+          <w:b/>
+          <w:color w:val="1F2937"/>
+          <w:sz w:val="21"/>
+        </w:rPr>
+        <w:t xml:space="preserve">역사적 위치: </w:t>
+      </w:r>
+      <w:r>
+        <w:rPr w:rFonts="맑은 고딕">
+          <w:rFonts w:ascii="맑은 고딕" w:hAnsi="맑은 고딕" w:eastAsia="맑은 고딕"/>
+          <w:b w:val="0"/>
+          <w:sz w:val="21"/>
+        </w:rPr>
+        <w:t>1970년대 말 디스코 열풍 속에서 인스트루멘털 음악이 대중성과 예술성을 어떻게 조화시킬 수 있는지를 완벽하게 증명한 팝/재즈 음악사의 걸작입니다. 목소리가 없는 기악 연주만으로 전 세계 차트를 지배한 불멸의 기록을 남겼으며, 훗날 힙합의 전설 노토리어스 B.I.G.(The Notorious B.I.G.)의 메가 히트곡 'Hypnotize'에 메인 리프로 샘플링되는 등 반세기를 아우르며 끊임없이 영감을 불어넣는 현대 대중음악의 살아있는 교과서입니다.</w:t>
+      </w:r>
+    </w:p>
+    <w:p>
+      <w:pPr>
+        <w:spacing w:line="324" w:lineRule="auto" w:after="80"/>
+      </w:pPr>
+      <w:r>
+        <w:rPr w:rFonts="맑은 고딕">
+          <w:rFonts w:ascii="맑은 고딕" w:hAnsi="맑은 고딕" w:eastAsia="맑은 고딕"/>
+          <w:b w:val="0"/>
+          <w:color w:val="6B7280"/>
+          <w:sz w:val="21"/>
+        </w:rPr>
+        <w:t xml:space="preserve">· </w:t>
+      </w:r>
+      <w:r>
+        <w:rPr w:rFonts="맑은 고딕">
+          <w:rFonts w:ascii="맑은 고딕" w:hAnsi="맑은 고딕" w:eastAsia="맑은 고딕"/>
+          <w:b/>
+          <w:color w:val="1F2937"/>
+          <w:sz w:val="21"/>
+        </w:rPr>
+        <w:t xml:space="preserve">시대의 흔적(스토리텔링): </w:t>
+      </w:r>
+      <w:r>
+        <w:rPr w:rFonts="맑은 고딕">
+          <w:rFonts w:ascii="맑은 고딕" w:hAnsi="맑은 고딕" w:eastAsia="맑은 고딕"/>
+          <w:b w:val="0"/>
+          <w:sz w:val="21"/>
+        </w:rPr>
+        <w:t>네온사인이 화려하게 명멸하던 1979년 도심의 밤거리, 젊은 세대들의 낭만과 해방감을 고스란히 담아낸 시대의 거울과도 같은 음반입니다. 당시 미국 대중문화의 중심이었던 드라마의 주요 테마로 사용되며 청춘들의 가슴을 뛰게 만들었고, LP 레코드판 특유의 유려한 그루브는 라디오 전파를 타고 흐르며 고단한 일상을 살아가던 현대인들에게 깊은 위로와 도시적 세련미를 선사했습니다.</w:t>
+      </w:r>
+    </w:p>
+    <w:p>
+      <w:pPr>
+        <w:spacing w:line="324" w:lineRule="auto" w:before="200" w:after="80"/>
+      </w:pPr>
+      <w:r>
+        <w:rPr w:rFonts="맑은 고딕">
+          <w:rFonts w:ascii="맑은 고딕" w:hAnsi="맑은 고딕" w:eastAsia="맑은 고딕"/>
+          <w:b/>
+          <w:color w:val="1E3A8A"/>
+          <w:sz w:val="24"/>
+        </w:rPr>
+        <w:t>4. 주요 수록곡 및 감상 제언</w:t>
+      </w:r>
+    </w:p>
+    <w:p>
+      <w:pPr>
+        <w:spacing w:line="324" w:lineRule="auto" w:after="80"/>
+      </w:pPr>
+      <w:r>
+        <w:rPr w:rFonts="맑은 고딕">
+          <w:rFonts w:ascii="맑은 고딕" w:hAnsi="맑은 고딕" w:eastAsia="맑은 고딕"/>
+          <w:b w:val="0"/>
+          <w:color w:val="6B7280"/>
+          <w:sz w:val="21"/>
+        </w:rPr>
+        <w:t xml:space="preserve">· </w:t>
+      </w:r>
+      <w:r>
+        <w:rPr w:rFonts="맑은 고딕">
+          <w:rFonts w:ascii="맑은 고딕" w:hAnsi="맑은 고딕" w:eastAsia="맑은 고딕"/>
+          <w:b/>
+          <w:color w:val="1F2937"/>
+          <w:sz w:val="21"/>
+        </w:rPr>
+        <w:t xml:space="preserve">주요 수록곡 특징: </w:t>
+      </w:r>
+      <w:r>
+        <w:rPr w:rFonts="맑은 고딕">
+          <w:rFonts w:ascii="맑은 고딕" w:hAnsi="맑은 고딕" w:eastAsia="맑은 고딕"/>
+          <w:b w:val="0"/>
+          <w:sz w:val="21"/>
+        </w:rPr>
+        <w:t>절제된 슬로우 템포의 베이스라인 위로 황홀하게 피어오르는 타이틀곡 'Rise'는 몽환적이면서도 중독성 강한 멜로디로 깊은 카타르시스를 선사합니다. 또한 빌 위더스의 명곡을 관능적이고 현대적인 브라스 사운드로 재해석한 'Ain't No Sunshine'과 경쾌한 퓨전 라틴 리듬이 돋보이는 'Rotation' 등은 허브 알퍼트의 절정에 달한 편곡 감각과 음색의 서정성을 명확히 드러냅니다.</w:t>
+      </w:r>
+    </w:p>
+    <w:p>
+      <w:pPr>
+        <w:spacing w:line="324" w:lineRule="auto" w:after="80"/>
+      </w:pPr>
+      <w:r>
+        <w:rPr w:rFonts="맑은 고딕">
+          <w:rFonts w:ascii="맑은 고딕" w:hAnsi="맑은 고딕" w:eastAsia="맑은 고딕"/>
+          <w:b w:val="0"/>
+          <w:color w:val="6B7280"/>
+          <w:sz w:val="21"/>
+        </w:rPr>
+        <w:t xml:space="preserve">· </w:t>
+      </w:r>
+      <w:r>
+        <w:rPr w:rFonts="맑은 고딕">
+          <w:rFonts w:ascii="맑은 고딕" w:hAnsi="맑은 고딕" w:eastAsia="맑은 고딕"/>
+          <w:b/>
+          <w:color w:val="1F2937"/>
+          <w:sz w:val="21"/>
+        </w:rPr>
+        <w:t xml:space="preserve">빈티지 감상 제언: </w:t>
+      </w:r>
+      <w:r>
+        <w:rPr w:rFonts="맑은 고딕">
+          <w:rFonts w:ascii="맑은 고딕" w:hAnsi="맑은 고딕" w:eastAsia="맑은 고딕"/>
+          <w:b w:val="0"/>
+          <w:sz w:val="21"/>
+        </w:rPr>
+        <w:t>턴테이블의 바늘이 내려앉는 순간 느껴지는 묵직한 드럼 비트와 알퍼트의 따스한 트럼펫 음압은 진공관 앰프의 깊은 배음과 만날 때 가장 이상적인 공간감을 창출합니다. 디지털 음원이 결코 흉내 낼 수 없는 아날로그 바이닐 특유의 두터운 중저역과 섬세하게 퍼지는 금관악기의 잔향은 리스닝 룸을 순식간에 고급스러운 70년대 재즈 라운지로 탈바꿈시킵니다.</w:t>
+      </w:r>
+    </w:p>
+    <w:p>
+      <w:pPr>
+        <w:spacing w:line="324" w:lineRule="auto" w:after="80"/>
+      </w:pPr>
+      <w:r>
+        <w:rPr w:rFonts="맑은 고딕">
+          <w:rFonts w:ascii="맑은 고딕" w:hAnsi="맑은 고딕" w:eastAsia="맑은 고딕"/>
+          <w:b w:val="0"/>
+          <w:color w:val="6B7280"/>
+          <w:sz w:val="21"/>
+        </w:rPr>
+        <w:t xml:space="preserve">· </w:t>
+      </w:r>
+      <w:r>
+        <w:rPr w:rFonts="맑은 고딕">
+          <w:rFonts w:ascii="맑은 고딕" w:hAnsi="맑은 고딕" w:eastAsia="맑은 고딕"/>
+          <w:b/>
+          <w:color w:val="1F2937"/>
+          <w:sz w:val="21"/>
+        </w:rPr>
+        <w:t xml:space="preserve">소장 가치: </w:t>
+      </w:r>
+      <w:r>
+        <w:rPr w:rFonts="맑은 고딕">
+          <w:rFonts w:ascii="맑은 고딕" w:hAnsi="맑은 고딕" w:eastAsia="맑은 고딕"/>
+          <w:b w:val="0"/>
+          <w:sz w:val="21"/>
+        </w:rPr>
+        <w:t>아날로그 사운드 엔지니어링의 황금기를 대표하는 정교한 레코딩 품질을 품고 있어 오디오파일과 빈티지 컬렉터 모두에게 필수 소장 음반으로 손꼽힙니다. 한 시대를 풍미한 거장의 음악적 도약과 황홀한 멜로디의 정수가 이 한 장의 바이닐에 오롯이 응축되어 있어 소장하는 것만으로도 깊은 미학적 자부심을 선사합니다.</w:t>
+      </w:r>
+    </w:p>
+    <w:p>
+      <w:pPr>
+        <w:spacing w:line="324" w:lineRule="auto" w:after="120" w:before="160"/>
+      </w:pPr>
+      <w:r>
+        <w:rPr w:rFonts="맑은 고딕">
+          <w:rFonts w:ascii="맑은 고딕" w:hAnsi="맑은 고딕" w:eastAsia="맑은 고딕"/>
+          <w:b/>
+          <w:color w:val="4338CA"/>
+          <w:sz w:val="21"/>
+        </w:rPr>
+        <w:t>이 음반을 통해 도회적인 밤의 공기를 물들이는 따스한 트럼펫의 선율과 아날로그 바이닐만이 전해주는 감동을 다시 한번 경험해 보시는 것은 어떨까요?</w:t>
       </w:r>
     </w:p>
     <w:sectPr>
       <w:pgSz w:w="12240" w:h="15840"/>
-      <w:pgMar w:top="1440" w:right="1440" w:bottom="1440" w:left="1440" w:header="720" w:footer="720" w:gutter="0"/>
+      <w:pgMar w:top="1152" w:right="1296" w:bottom="1152" w:left="1296" w:header="720" w:footer="720" w:gutter="0"/>
       <w:cols w:space="720"/>
       <w:docGrid w:linePitch="360"/>
     </w:sectPr>

--- a/word_reports/LP_0170_위치_144_Herb Alpert_Rise.docx
+++ b/word_reports/LP_0170_위치_144_Herb Alpert_Rise.docx
@@ -32,7 +32,7 @@
     </w:p>
     <w:p>
       <w:pPr>
-        <w:spacing w:line="324" w:lineRule="auto" w:before="80" w:after="160"/>
+        <w:spacing w:line="324" w:lineRule="auto" w:before="80" w:after="120"/>
       </w:pPr>
       <w:r>
         <w:rPr w:rFonts="맑은 고딕">
@@ -42,13 +42,6 @@
           <w:sz w:val="22"/>
         </w:rPr>
         <w:t xml:space="preserve">[음반 소개] </w:t>
-      </w:r>
-      <w:r>
-        <w:rPr w:rFonts="맑은 고딕">
-          <w:rFonts w:ascii="맑은 고딕" w:hAnsi="맑은 고딕" w:eastAsia="맑은 고딕"/>
-          <w:b w:val="0"/>
-          <w:sz w:val="21"/>
-        </w:rPr>
       </w:r>
     </w:p>
     <w:p>
@@ -61,7 +54,33 @@
           <w:b w:val="0"/>
           <w:sz w:val="21"/>
         </w:rPr>
-        <w:t>1970년대 후반의 찬란한 황혼녘, 트럼펫의 미학을 현대 대중음악의 정점으로 끌어올린 거장 허브 알퍼트의 눈부신 재도약이 오롯이 새겨진 명반입니다. 세련된 펑크와 디스코의 리드미컬한 맥박 위에 얹힌 감각적인 브라스 사운드는 우아한 도시의 밤을 유영하며 듣는 이의 메마른 감각을 부드럽게 일깨웁니다. 한 시대를 풍미했던 '티후아나 브라스' 시절의 잔상을 넘어 완벽히 새로운 어번 퓨전 재즈의 지평을 열어젖힌 이 작품은, 아날로그 LP 황금기의 끝자락에서 피어난 낭만주의의 영원한 기념비입니다.</w:t>
+        <w:t>1970년대의 끝자락, 디스코의 화려한 열기가 서서히 잦아들고 새로운 10년을 향한 세련된 도회적 감수성이 태동하던 1979년, 허브 알퍼트(Herb Alpert)는 대중음악사에 길이 남을 명반 《Rise》를 세상에 내놓았습니다. 1960년대를 풍미했던 '허브 알퍼트 앤 더 티후아나 브라스(Herb Alpert &amp; The Tijuana Brass)' 시절의 경쾌하고 밝은 마리아치 풍 관악 사운드를 뒤로하고, 그는 이 앨범을 통해 완전히 탈바꿈한 현대적이고 감각적인 재즈 훵크(Jazz-Funk)와 슬로우 디스코의 미학을 제시했습니다. 중년의 나이에 접어든 거장이 자신의 음악적 자아를 완전히 재정의하며 피워낸 눈부신 르네상스였습니다.</w:t>
+      </w:r>
+    </w:p>
+    <w:p>
+      <w:pPr>
+        <w:spacing w:line="324" w:lineRule="auto" w:after="120"/>
+      </w:pPr>
+      <w:r>
+        <w:rPr w:rFonts="맑은 고딕">
+          <w:rFonts w:ascii="맑은 고딕" w:hAnsi="맑은 고딕" w:eastAsia="맑은 고딕"/>
+          <w:b w:val="0"/>
+          <w:sz w:val="21"/>
+        </w:rPr>
+        <w:t>이 음반은 연주 음악(Instrumental)이 지닌 서사적 힘이 인간의 목소리 못지않게 대중의 심장을 관통할 수 있음을 입증한 불멸의 걸작입니다. 당시 유행하던 현란하고 빠른 비트 대신, 허브 알퍼트는 템포를 한층 늦추어 여유로운 그루브 속에 트럼펫의 음영(陰影)을 우아하게 얹어놓았습니다. 금관악기 특유의 차가운 금속성을 부드러운 벨벳처럼 다듬어낸 그의 연주는 도회적인 고독과 나른한 관능, 그리고 그 안에서 피어나는 은은한 희망을 포착해 냈습니다. 어둠 속에서 서서히 솟아오르는 빛을 연상시키는 이 사운드는 당시 혼란했던 시대의 피로감을 어루만지는 지적이고 세련된 위로였습니다.</w:t>
+      </w:r>
+    </w:p>
+    <w:p>
+      <w:pPr>
+        <w:spacing w:line="324" w:lineRule="auto" w:after="120"/>
+      </w:pPr>
+      <w:r>
+        <w:rPr w:rFonts="맑은 고딕">
+          <w:rFonts w:ascii="맑은 고딕" w:hAnsi="맑은 고딕" w:eastAsia="맑은 고딕"/>
+          <w:b w:val="0"/>
+          <w:sz w:val="21"/>
+        </w:rPr>
+        <w:t>세월이 반세기 가까이 흐른 오늘날에도 《Rise》의 서정적 울림은 조금도 바래지 않았습니다. 후대 힙합과 R&amp;B 아티스트들에게 끊임없이 영감을 주며 대중음악의 유전자 속에 깊이 각인된 이 음반은, 트럼펫이라는 악기가 표현할 수 있는 가장 우아하고 로맨틱한 순간들을 집약해 놓은 예술적 결정체입니다. 바늘이 회전하며 피어오르는 아날로그 선율 속에서, 우리는 한 시대를 초월하여 영원히 살아 숨 쉬는 거장의 숨결과 황혼의 미학을 오롯이 마주하게 됩니다.</w:t>
       </w:r>
     </w:p>
     <w:p>
@@ -168,7 +187,7 @@
           <w:b w:val="0"/>
           <w:sz w:val="21"/>
         </w:rPr>
-        <w:t>1979년 9월, 그가 직접 설립한 전설적인 음반사 A&amp;M 레코드를 통해 발매된 통산 스물네 번째 솔로 정규 스튜디오 앨범입니다. 1960년대의 폭발적인 대중적 성공 이후 오랜 모색기를 거치며, 당시 태동하던 댄스 팝과 세련된 재즈 그루브를 품격 있게 수용하여 아티스트로서의 완전한 부활을 선언한 역사적 앨범입니다.</w:t>
+        <w:t>1979년 9월, 허브 알퍼트 자신이 공동 설립한 미국의 전설적인 독립 레이블 A&amp;M 레코드를 통해 발매된 솔로 정규 앨범으로, 1970년대 크로스오버 재즈와 어반 팝 사운드의 정점을 보여주는 역사적 수작입니다.</w:t>
       </w:r>
     </w:p>
     <w:p>
@@ -199,7 +218,7 @@
           <w:b w:val="0"/>
           <w:sz w:val="21"/>
         </w:rPr>
-        <w:t>타이틀곡 'Rise'가 연주곡으로서는 극히 이례적으로 빌보드 핫 100 차트 1위를 차지하는 기염을 토했으며, 앨범 역시 빌보드 200 차트 6위 및 재즈 앨범 차트 정상을 석권하였습니다. 미국 음반산업협회(RIAA) 플래티넘 인증(100만 장 이상 판매)을 획득하며 전 세계 바이닐 애호가들의 필청 음반으로 자리매김했습니다.</w:t>
+        <w:t>발매 직후 평단과 대중의 폭발적인 지지를 얻으며 미국 빌보드 200 앨범 차트 6위에 올랐고, 전미음반산업협회(RIAA) 플래티넘(100만 장 이상 판매) 인증을 획득하며 전 세계적인 상업적 성공을 거두었습니다.</w:t>
       </w:r>
     </w:p>
     <w:p>
@@ -230,7 +249,7 @@
           <w:b w:val="0"/>
           <w:sz w:val="21"/>
         </w:rPr>
-        <w:t>1980년 제22회 그래미 어워드에서 타이틀곡 'Rise'로 '최우수 팝 연주 퍼포먼스(Best Pop Instrumental Performance)' 부문을 수상하며 당대 음악계의 가장 높은 권위와 대중적 지지를 동시에 공인받았습니다.</w:t>
+        <w:t>1980년 제22회 그래미 어워드에서 타이틀곡 "Rise"로 '최우수 팝 연주 퍼포먼스(Best Pop Instrumental Performance)' 부문을 수상하며 음악적 권위와 예술성을 공인받았습니다.</w:t>
       </w:r>
     </w:p>
     <w:p>
@@ -337,7 +356,7 @@
           <w:b w:val="0"/>
           <w:sz w:val="21"/>
         </w:rPr>
-        <w:t>솔로 (허브 알퍼트 앤 더 티후아나 브라스 / Herb Alpert &amp; the Tijuana Brass 리더)</w:t>
+        <w:t>솔로 (Herb Alpert &amp; The Tijuana Brass 리더 및 솔로)</w:t>
       </w:r>
     </w:p>
     <w:p>
@@ -368,7 +387,7 @@
           <w:b w:val="0"/>
           <w:sz w:val="21"/>
         </w:rPr>
-        <w:t>특유의 청아하면서도 따스한 트럼펫 음색으로 라틴, 팝, 재즈의 경계를 허물며 반세기 넘게 사랑받아 온 미국 대중음악사의 독보적인 거장입니다. 연주자로서의 탁월한 감각뿐만 아니라 A&amp;M 레코드를 창립하여 수많은 전설적 아티스트들을 배출해 낸 탁월한 제작자로서 20세기 팝 음악 산업을 이끈 위대한 음악계의 거목입니다.</w:t>
+        <w:t>트럼펫 연주자이자 보컬리스트, 그리고 A&amp;M 레코드의 공동 창립자로서 팝 음악 산업의 지형을 바꾼 전설적인 거장입니다. 빌보드 핫 100 차트에서 보컬 곡("This Guy's in Love with You")과 연주 곡("Rise") 모두로 1위를 기록한 팝 역사상 유일무이한 아티스트로서 독보적인 음악적 위상을 지니고 있습니다.</w:t>
       </w:r>
     </w:p>
     <w:p>
@@ -413,7 +432,7 @@
           <w:b w:val="0"/>
           <w:sz w:val="21"/>
         </w:rPr>
-        <w:t>1970년대 말 디스코 열풍 속에서 인스트루멘털 음악이 대중성과 예술성을 어떻게 조화시킬 수 있는지를 완벽하게 증명한 팝/재즈 음악사의 걸작입니다. 목소리가 없는 기악 연주만으로 전 세계 차트를 지배한 불멸의 기록을 남겼으며, 훗날 힙합의 전설 노토리어스 B.I.G.(The Notorious B.I.G.)의 메가 히트곡 'Hypnotize'에 메인 리프로 샘플링되는 등 반세기를 아우르며 끊임없이 영감을 불어넣는 현대 대중음악의 살아있는 교과서입니다.</w:t>
+        <w:t>디스코의 쇠퇴기와 신스팝의 여명기 사이에서 재즈, 훵크, 팝을 완벽한 밸런스로 직조해 낸 크로스오버 음악의 이정표입니다. 악기 본연의 멜로디 라인을 팝의 중심에 다시 세웠으며, 훗날 힙합 명곡들에 끊임없이 샘플링되며 현대 대중음악의 뿌리가 된 기념비적인 완성도를 자랑합니다.</w:t>
       </w:r>
     </w:p>
     <w:p>
@@ -444,7 +463,7 @@
           <w:b w:val="0"/>
           <w:sz w:val="21"/>
         </w:rPr>
-        <w:t>네온사인이 화려하게 명멸하던 1979년 도심의 밤거리, 젊은 세대들의 낭만과 해방감을 고스란히 담아낸 시대의 거울과도 같은 음반입니다. 당시 미국 대중문화의 중심이었던 드라마의 주요 테마로 사용되며 청춘들의 가슴을 뛰게 만들었고, LP 레코드판 특유의 유려한 그루브는 라디오 전파를 타고 흐르며 고단한 일상을 살아가던 현대인들에게 깊은 위로와 도시적 세련미를 선사했습니다.</w:t>
+        <w:t>1970년대 말, 오일 쇼크와 경제적 불황으로 지쳐 있던 현대인들에게 네온사인이 일렁이는 도심의 밤거리와 낭만을 선사한 앨범입니다. 젊은 세대에게는 나이트클럽의 감각적인 슬로우 댄스 넘버로, 기성세대에게는 품격 있는 이지 리스닝으로 다가가며 세대를 잇는 문화적 공감대를 형성했습니다.</w:t>
       </w:r>
     </w:p>
     <w:p>
@@ -489,7 +508,7 @@
           <w:b w:val="0"/>
           <w:sz w:val="21"/>
         </w:rPr>
-        <w:t>절제된 슬로우 템포의 베이스라인 위로 황홀하게 피어오르는 타이틀곡 'Rise'는 몽환적이면서도 중독성 강한 멜로디로 깊은 카타르시스를 선사합니다. 또한 빌 위더스의 명곡을 관능적이고 현대적인 브라스 사운드로 재해석한 'Ain't No Sunshine'과 경쾌한 퓨전 라틴 리듬이 돋보이는 'Rotation' 등은 허브 알퍼트의 절정에 달한 편곡 감각과 음색의 서정성을 명확히 드러냅니다.</w:t>
+        <w:t>전설적인 베이스 리프와 절제된 브라스가 일품인 타이틀곡 "Rise"는 미드 템포 그루브의 정수를 선사합니다. 이와 더불어 감각적인 리듬 전개가 돋보이는 "Rotation", 그리고 로드리고의 아란후에스 협주곡을 현대적 서정성으로 재해석하여 애틋한 울림을 전하는 "Aranjuez (Mon Amour)" 등은 음반 전체의 서정적인 품격을 드높입니다.</w:t>
       </w:r>
     </w:p>
     <w:p>
@@ -520,7 +539,7 @@
           <w:b w:val="0"/>
           <w:sz w:val="21"/>
         </w:rPr>
-        <w:t>턴테이블의 바늘이 내려앉는 순간 느껴지는 묵직한 드럼 비트와 알퍼트의 따스한 트럼펫 음압은 진공관 앰프의 깊은 배음과 만날 때 가장 이상적인 공간감을 창출합니다. 디지털 음원이 결코 흉내 낼 수 없는 아날로그 바이닐 특유의 두터운 중저역과 섬세하게 퍼지는 금관악기의 잔향은 리스닝 룸을 순식간에 고급스러운 70년대 재즈 라운지로 탈바꿈시킵니다.</w:t>
+        <w:t>진공관 앰프 특유의 포근한 배음과 턴테이블 카트리지가 묵직한 12인치 바이닐의 소리골을 긁어내릴 때, 허브 알퍼트의 호흡이 실린 트럼펫의 질감과 어쿠스틱 베이스의 타격감이 눈앞에 생생한 무대로 펼쳐집니다. 늦은 밤, 조도를 낮춘 공간에서 아날로그 기기만이 표현할 수 있는 관악기의 온기를 음미하시길 권합니다.</w:t>
       </w:r>
     </w:p>
     <w:p>
@@ -551,7 +570,7 @@
           <w:b w:val="0"/>
           <w:sz w:val="21"/>
         </w:rPr>
-        <w:t>아날로그 사운드 엔지니어링의 황금기를 대표하는 정교한 레코딩 품질을 품고 있어 오디오파일과 빈티지 컬렉터 모두에게 필수 소장 음반으로 손꼽힙니다. 한 시대를 풍미한 거장의 음악적 도약과 황홀한 멜로디의 정수가 이 한 장의 바이닐에 오롯이 응축되어 있어 소장하는 것만으로도 깊은 미학적 자부심을 선사합니다.</w:t>
+        <w:t>보컬 중심의 팝 시장에서 연주 음악으로 정상에 오른 역사적 상징성, 그리고 시대를 초월하는 세련된 사운드 프로덕션을 지닌 음반입니다. 오리지널 아날로그 프레싱의 깊이를 온전히 체감할 수 있다는 점에서 오디오파일과 LP 컬렉터라면 필히 턴테이블 곁에 갖추어야 할 필수 명반입니다.</w:t>
       </w:r>
     </w:p>
     <w:p>
@@ -565,7 +584,7 @@
           <w:color w:val="4338CA"/>
           <w:sz w:val="21"/>
         </w:rPr>
-        <w:t>이 음반을 통해 도회적인 밤의 공기를 물들이는 따스한 트럼펫의 선율과 아날로그 바이닐만이 전해주는 감동을 다시 한번 경험해 보시는 것은 어떨까요?</w:t>
+        <w:t>이 음반을 통해 황혼의 부드러운 트럼펫 선율과 매혹적인 그루브가 전해주는 감동을 다시 한번 경험해 보시는 것은 어떨까요?</w:t>
       </w:r>
     </w:p>
     <w:sectPr>
